--- a/artigo-agua/manuscrito.docx
+++ b/artigo-agua/manuscrito.docx
@@ -329,7 +329,55 @@
     </w:p>
     <w:p>
       <w:r>
-        <w:t>O denominador populacional é a Projeção da População do IBGE, revisão 2024, somada sobre os dez anos para produzir pessoas-ano. A Tabela S1 traz o recorte fechado: 14.457.218 óbitos, 49.429 deles por A00–A09, 831.816 pelo controle, sobre 2.085.404.546 pessoas-ano.</w:t>
+        <w:t>O denominador populacional é a Projeção da População do IBGE, revisão 2024, somada sobre os dez anos para produzir pessoas-ano.</w:t>
+      </w:r>
+    </w:p>
+    <w:p>
+      <w:r>
+        <w:rPr>
+          <w:b/>
+        </w:rPr>
+        <w:t>Dois totais, e por que eles diferem.</w:t>
+      </w:r>
+      <w:r>
+        <w:t xml:space="preserve"> O mart do SIM traz 14.484.496 óbitos no período. Deles, </w:t>
+      </w:r>
+      <w:r>
+        <w:rPr>
+          <w:b/>
+        </w:rPr>
+        <w:t>27.278 estão em 25 códigos do tipo `110000` ou `120000`</w:t>
+      </w:r>
+      <w:r>
+        <w:t xml:space="preserve"> — "município ignorado" dentro da unidade da federação. Esses códigos não são municípios: não têm classe de vigilância, não têm população e não podem entrar em nenhuma razão por habitante. Excluídos, restam </w:t>
+      </w:r>
+      <w:r>
+        <w:rPr>
+          <w:b/>
+        </w:rPr>
+        <w:t>14.457.218</w:t>
+      </w:r>
+      <w:r>
+        <w:t>, e é sobre esse conjunto que toda estimativa deste artigo é calculada.</w:t>
+      </w:r>
+    </w:p>
+    <w:p>
+      <w:r>
+        <w:t>A distinção precisa ser explícita porque as duas pontas do funil aparecem no material suplementar: a Tabela S1 traz o conjunto analisável, e a Tabela S2 traz a série anual sobre o mart inteiro. A Tabela S1 mostra o funil completo, com a perda nomeada, justamente para que a diferença não seja lida como inconsistência. A perda no desfecho é pequena — 21 óbitos por A00–A09 e 994 por infecção respiratória — e não se concentra em nenhum ano.</w:t>
+      </w:r>
+    </w:p>
+    <w:p>
+      <w:r>
+        <w:t xml:space="preserve">O manuscrito irmão sobre imunoprevenção, que não depende de município, usa o total de </w:t>
+      </w:r>
+      <w:r>
+        <w:rPr>
+          <w:b/>
+        </w:rPr>
+        <w:t>14.484.496</w:t>
+      </w:r>
+      <w:r>
+        <w:t>. Os dois números descrevem o mesmo SIM e a mesma versão dos microdados; o que difere é a exigência de município de residência utilizável, que só um dos dois desenhos faz. A Tabela S1 traz o recorte fechado: 14.457.218 óbitos, 49.429 deles por A00–A09, 831.816 pelo controle, sobre 2.085.404.546 pessoas-ano.</w:t>
       </w:r>
     </w:p>
     <w:p>
@@ -1856,7 +1904,7 @@
               <w:rPr>
                 <w:sz w:val="16"/>
               </w:rPr>
-              <w:t>Municípios do país</w:t>
+              <w:t>Municipios do pais (dim_municipio)</w:t>
             </w:r>
           </w:p>
         </w:tc>
@@ -1870,7 +1918,7 @@
               <w:rPr>
                 <w:sz w:val="16"/>
               </w:rPr>
-              <w:t>5571</w:t>
+              <w:t>5571.0</w:t>
             </w:r>
           </w:p>
         </w:tc>
@@ -1900,7 +1948,7 @@
               <w:rPr>
                 <w:sz w:val="16"/>
               </w:rPr>
-              <w:t>5570</w:t>
+              <w:t>5570.0</w:t>
             </w:r>
           </w:p>
         </w:tc>
@@ -1916,7 +1964,7 @@
               <w:rPr>
                 <w:sz w:val="16"/>
               </w:rPr>
-              <w:t>Analisáveis (com denominador)</w:t>
+              <w:t>Analisaveis (coletados e com denominador)</w:t>
             </w:r>
           </w:p>
         </w:tc>
@@ -1930,7 +1978,7 @@
               <w:rPr>
                 <w:sz w:val="16"/>
               </w:rPr>
-              <w:t>5570</w:t>
+              <w:t>5570.0</w:t>
             </w:r>
           </w:p>
         </w:tc>
@@ -1946,7 +1994,7 @@
               <w:rPr>
                 <w:sz w:val="16"/>
               </w:rPr>
-              <w:t>Óbitos totais 2015–2024</w:t>
+              <w:t>--- obitos, o funil ---</w:t>
             </w:r>
           </w:p>
         </w:tc>
@@ -1960,7 +2008,7 @@
               <w:rPr>
                 <w:sz w:val="16"/>
               </w:rPr>
-              <w:t>14457218</w:t>
+              <w:t>—</w:t>
             </w:r>
           </w:p>
         </w:tc>
@@ -1976,7 +2024,7 @@
               <w:rPr>
                 <w:sz w:val="16"/>
               </w:rPr>
-              <w:t>Óbitos por A00–A09 (subgrupo 1.2)</w:t>
+              <w:t>Obitos no mart, 2015-2024</w:t>
             </w:r>
           </w:p>
         </w:tc>
@@ -1990,7 +2038,7 @@
               <w:rPr>
                 <w:sz w:val="16"/>
               </w:rPr>
-              <w:t>49429</w:t>
+              <w:t>14484496.0</w:t>
             </w:r>
           </w:p>
         </w:tc>
@@ -2006,7 +2054,7 @@
               <w:rPr>
                 <w:sz w:val="16"/>
               </w:rPr>
-              <w:t>Óbitos por infecção respiratória (subgrupo 1.2)</w:t>
+              <w:t>(-) em codigo de municipio ignorado (25 codigos)</w:t>
             </w:r>
           </w:p>
         </w:tc>
@@ -2020,7 +2068,7 @@
               <w:rPr>
                 <w:sz w:val="16"/>
               </w:rPr>
-              <w:t>831816</w:t>
+              <w:t>-27278.0</w:t>
             </w:r>
           </w:p>
         </w:tc>
@@ -2036,6 +2084,186 @@
               <w:rPr>
                 <w:sz w:val="16"/>
               </w:rPr>
+              <w:t>= Obitos no conjunto analisavel</w:t>
+            </w:r>
+          </w:p>
+        </w:tc>
+        <w:tc>
+          <w:tcPr>
+            <w:tcW w:type="dxa" w:w="4536"/>
+          </w:tcPr>
+          <w:p>
+            <w:r/>
+            <w:r>
+              <w:rPr>
+                <w:sz w:val="16"/>
+              </w:rPr>
+              <w:t>14457218.0</w:t>
+            </w:r>
+          </w:p>
+        </w:tc>
+      </w:tr>
+      <w:tr>
+        <w:tc>
+          <w:tcPr>
+            <w:tcW w:type="dxa" w:w="4536"/>
+          </w:tcPr>
+          <w:p>
+            <w:r/>
+            <w:r>
+              <w:rPr>
+                <w:sz w:val="16"/>
+              </w:rPr>
+              <w:t>--- desfecho e controle, no conjunto analisavel ---</w:t>
+            </w:r>
+          </w:p>
+        </w:tc>
+        <w:tc>
+          <w:tcPr>
+            <w:tcW w:type="dxa" w:w="4536"/>
+          </w:tcPr>
+          <w:p>
+            <w:r/>
+            <w:r>
+              <w:rPr>
+                <w:sz w:val="16"/>
+              </w:rPr>
+              <w:t>—</w:t>
+            </w:r>
+          </w:p>
+        </w:tc>
+      </w:tr>
+      <w:tr>
+        <w:tc>
+          <w:tcPr>
+            <w:tcW w:type="dxa" w:w="4536"/>
+          </w:tcPr>
+          <w:p>
+            <w:r/>
+            <w:r>
+              <w:rPr>
+                <w:sz w:val="16"/>
+              </w:rPr>
+              <w:t>Óbitos por A00–A09 (subgrupo 1.2)</w:t>
+            </w:r>
+          </w:p>
+        </w:tc>
+        <w:tc>
+          <w:tcPr>
+            <w:tcW w:type="dxa" w:w="4536"/>
+          </w:tcPr>
+          <w:p>
+            <w:r/>
+            <w:r>
+              <w:rPr>
+                <w:sz w:val="16"/>
+              </w:rPr>
+              <w:t>49429.0</w:t>
+            </w:r>
+          </w:p>
+        </w:tc>
+      </w:tr>
+      <w:tr>
+        <w:tc>
+          <w:tcPr>
+            <w:tcW w:type="dxa" w:w="4536"/>
+          </w:tcPr>
+          <w:p>
+            <w:r/>
+            <w:r>
+              <w:rPr>
+                <w:sz w:val="16"/>
+              </w:rPr>
+              <w:t>(dos quais perdidos em municipio ignorado)</w:t>
+            </w:r>
+          </w:p>
+        </w:tc>
+        <w:tc>
+          <w:tcPr>
+            <w:tcW w:type="dxa" w:w="4536"/>
+          </w:tcPr>
+          <w:p>
+            <w:r/>
+            <w:r>
+              <w:rPr>
+                <w:sz w:val="16"/>
+              </w:rPr>
+              <w:t>-21.0</w:t>
+            </w:r>
+          </w:p>
+        </w:tc>
+      </w:tr>
+      <w:tr>
+        <w:tc>
+          <w:tcPr>
+            <w:tcW w:type="dxa" w:w="4536"/>
+          </w:tcPr>
+          <w:p>
+            <w:r/>
+            <w:r>
+              <w:rPr>
+                <w:sz w:val="16"/>
+              </w:rPr>
+              <w:t>Óbitos por infecção respiratória (subgrupo 1.2)</w:t>
+            </w:r>
+          </w:p>
+        </w:tc>
+        <w:tc>
+          <w:tcPr>
+            <w:tcW w:type="dxa" w:w="4536"/>
+          </w:tcPr>
+          <w:p>
+            <w:r/>
+            <w:r>
+              <w:rPr>
+                <w:sz w:val="16"/>
+              </w:rPr>
+              <w:t>831816.0</w:t>
+            </w:r>
+          </w:p>
+        </w:tc>
+      </w:tr>
+      <w:tr>
+        <w:tc>
+          <w:tcPr>
+            <w:tcW w:type="dxa" w:w="4536"/>
+          </w:tcPr>
+          <w:p>
+            <w:r/>
+            <w:r>
+              <w:rPr>
+                <w:sz w:val="16"/>
+              </w:rPr>
+              <w:t>(dos quais perdidos em municipio ignorado)</w:t>
+            </w:r>
+          </w:p>
+        </w:tc>
+        <w:tc>
+          <w:tcPr>
+            <w:tcW w:type="dxa" w:w="4536"/>
+          </w:tcPr>
+          <w:p>
+            <w:r/>
+            <w:r>
+              <w:rPr>
+                <w:sz w:val="16"/>
+              </w:rPr>
+              <w:t>-994.0</w:t>
+            </w:r>
+          </w:p>
+        </w:tc>
+      </w:tr>
+      <w:tr>
+        <w:tc>
+          <w:tcPr>
+            <w:tcW w:type="dxa" w:w="4536"/>
+          </w:tcPr>
+          <w:p>
+            <w:r/>
+            <w:r>
+              <w:rPr>
+                <w:sz w:val="16"/>
+              </w:rPr>
               <w:t>Pessoas-ano</w:t>
             </w:r>
           </w:p>
@@ -2050,7 +2278,7 @@
               <w:rPr>
                 <w:sz w:val="16"/>
               </w:rPr>
-              <w:t>2085404546</w:t>
+              <w:t>2085404546.0</w:t>
             </w:r>
           </w:p>
         </w:tc>
